--- a/ScreenShot_Documentation/Streaming-app-documentation.docx
+++ b/ScreenShot_Documentation/Streaming-app-documentation.docx
@@ -2366,6 +2366,260 @@
         </w:rPr>
         <w:t>Create a Deployment manifest to pull the image from ECR. (Make sure EC2 instances or EKS Node roles have IAM permission to pull from ECR, but usually, managed node groups have this).</w:t>
       </w:r>
+    </w:p>
+    <w:p>
+      <w:pPr>
+        <w:pStyle w:val="NormalWeb"/>
+      </w:pPr>
+    </w:p>
+    <w:p>
+      <w:r>
+        <w:rPr>
+          <w:highlight w:val="yellow"/>
+        </w:rPr>
+        <w:lastRenderedPageBreak/>
+        <w:t>Create Cluster:</w:t>
+      </w:r>
+      <w:r>
+        <w:rPr>
+          <w:highlight w:val="yellow"/>
+        </w:rPr>
+        <w:t xml:space="preserve"> </w:t>
+      </w:r>
+      <w:r>
+        <w:rPr>
+          <w:highlight w:val="yellow"/>
+        </w:rPr>
+        <w:t>eksctl create cluster -f cluster-</w:t>
+      </w:r>
+      <w:proofErr w:type="spellStart"/>
+      <w:r>
+        <w:rPr>
+          <w:highlight w:val="yellow"/>
+        </w:rPr>
+        <w:t>config.yaml</w:t>
+      </w:r>
+      <w:proofErr w:type="spellEnd"/>
+    </w:p>
+    <w:p>
+      <w:pPr>
+        <w:pStyle w:val="NormalWeb"/>
+      </w:pPr>
+    </w:p>
+    <w:p>
+      <w:r>
+        <w:rPr>
+          <w:noProof/>
+          <w14:ligatures w14:val="standardContextual"/>
+        </w:rPr>
+        <w:drawing>
+          <wp:inline distT="0" distB="0" distL="0" distR="0" wp14:anchorId="24B2FAC5" wp14:editId="6F831DA9">
+            <wp:extent cx="5731510" cy="2914650"/>
+            <wp:effectExtent l="0" t="0" r="0" b="6350"/>
+            <wp:docPr id="402675780" name="Picture 27"/>
+            <wp:cNvGraphicFramePr>
+              <a:graphicFrameLocks xmlns:a="http://schemas.openxmlformats.org/drawingml/2006/main" noChangeAspect="1"/>
+            </wp:cNvGraphicFramePr>
+            <a:graphic xmlns:a="http://schemas.openxmlformats.org/drawingml/2006/main">
+              <a:graphicData uri="http://schemas.openxmlformats.org/drawingml/2006/picture">
+                <pic:pic xmlns:pic="http://schemas.openxmlformats.org/drawingml/2006/picture">
+                  <pic:nvPicPr>
+                    <pic:cNvPr id="402675780" name="Picture 402675780"/>
+                    <pic:cNvPicPr/>
+                  </pic:nvPicPr>
+                  <pic:blipFill>
+                    <a:blip r:embed="rId28">
+                      <a:extLst>
+                        <a:ext uri="{28A0092B-C50C-407E-A947-70E740481C1C}">
+                          <a14:useLocalDpi xmlns:a14="http://schemas.microsoft.com/office/drawing/2010/main" val="0"/>
+                        </a:ext>
+                      </a:extLst>
+                    </a:blip>
+                    <a:stretch>
+                      <a:fillRect/>
+                    </a:stretch>
+                  </pic:blipFill>
+                  <pic:spPr>
+                    <a:xfrm>
+                      <a:off x="0" y="0"/>
+                      <a:ext cx="5731510" cy="2914650"/>
+                    </a:xfrm>
+                    <a:prstGeom prst="rect">
+                      <a:avLst/>
+                    </a:prstGeom>
+                  </pic:spPr>
+                </pic:pic>
+              </a:graphicData>
+            </a:graphic>
+          </wp:inline>
+        </w:drawing>
+      </w:r>
+    </w:p>
+    <w:p/>
+    <w:p>
+      <w:pPr>
+        <w:rPr>
+          <w:highlight w:val="yellow"/>
+        </w:rPr>
+      </w:pPr>
+      <w:r>
+        <w:rPr>
+          <w:highlight w:val="yellow"/>
+        </w:rPr>
+        <w:t xml:space="preserve">Install helm: </w:t>
+      </w:r>
+      <w:r>
+        <w:rPr>
+          <w:highlight w:val="yellow"/>
+        </w:rPr>
+        <w:t>brew install helm</w:t>
+      </w:r>
+    </w:p>
+    <w:p>
+      <w:pPr>
+        <w:rPr>
+          <w:highlight w:val="yellow"/>
+        </w:rPr>
+      </w:pPr>
+      <w:r>
+        <w:rPr>
+          <w:highlight w:val="yellow"/>
+        </w:rPr>
+        <w:t>Verify version: helm version</w:t>
+      </w:r>
+    </w:p>
+    <w:p>
+      <w:pPr>
+        <w:pStyle w:val="HTMLPreformatted"/>
+      </w:pPr>
+    </w:p>
+    <w:p>
+      <w:pPr>
+        <w:pStyle w:val="HTMLPreformatted"/>
+      </w:pPr>
+    </w:p>
+    <w:p>
+      <w:pPr>
+        <w:pStyle w:val="HTMLPreformatted"/>
+      </w:pPr>
+      <w:r>
+        <w:t>Initialize helm chart:</w:t>
+      </w:r>
+    </w:p>
+    <w:p>
+      <w:pPr>
+        <w:pStyle w:val="HTMLPreformatted"/>
+      </w:pPr>
+      <w:r>
+        <w:rPr>
+          <w:highlight w:val="yellow"/>
+        </w:rPr>
+        <w:t>helm create streaming-</w:t>
+      </w:r>
+      <w:proofErr w:type="spellStart"/>
+      <w:r>
+        <w:rPr>
+          <w:highlight w:val="yellow"/>
+        </w:rPr>
+        <w:t>mern</w:t>
+      </w:r>
+      <w:proofErr w:type="spellEnd"/>
+      <w:r>
+        <w:rPr>
+          <w:highlight w:val="yellow"/>
+        </w:rPr>
+        <w:t>-stack</w:t>
+      </w:r>
+    </w:p>
+    <w:p>
+      <w:pPr>
+        <w:pStyle w:val="HTMLPreformatted"/>
+      </w:pPr>
+    </w:p>
+    <w:p>
+      <w:pPr>
+        <w:pStyle w:val="HTMLPreformatted"/>
+      </w:pPr>
+      <w:r>
+        <w:t xml:space="preserve">This generates a folder named </w:t>
+      </w:r>
+      <w:r>
+        <w:rPr>
+          <w:rStyle w:val="HTMLCode"/>
+        </w:rPr>
+        <w:t>streaming-</w:t>
+      </w:r>
+      <w:proofErr w:type="spellStart"/>
+      <w:r>
+        <w:rPr>
+          <w:rStyle w:val="HTMLCode"/>
+        </w:rPr>
+        <w:t>mern</w:t>
+      </w:r>
+      <w:proofErr w:type="spellEnd"/>
+      <w:r>
+        <w:rPr>
+          <w:rStyle w:val="HTMLCode"/>
+        </w:rPr>
+        <w:t>-stack</w:t>
+      </w:r>
+      <w:r>
+        <w:t xml:space="preserve"> containing default files. Delete everything inside the </w:t>
+      </w:r>
+      <w:r>
+        <w:rPr>
+          <w:rStyle w:val="HTMLCode"/>
+        </w:rPr>
+        <w:t>templates/</w:t>
+      </w:r>
+      <w:r>
+        <w:t xml:space="preserve"> directory so we can start fresh:</w:t>
+      </w:r>
+    </w:p>
+    <w:p>
+      <w:pPr>
+        <w:pStyle w:val="HTMLPreformatted"/>
+      </w:pPr>
+    </w:p>
+    <w:p>
+      <w:pPr>
+        <w:pStyle w:val="HTMLPreformatted"/>
+      </w:pPr>
+      <w:r>
+        <w:rPr>
+          <w:highlight w:val="yellow"/>
+        </w:rPr>
+        <w:t>rm -rf streaming-</w:t>
+      </w:r>
+      <w:proofErr w:type="spellStart"/>
+      <w:r>
+        <w:rPr>
+          <w:highlight w:val="yellow"/>
+        </w:rPr>
+        <w:t>mern</w:t>
+      </w:r>
+      <w:proofErr w:type="spellEnd"/>
+      <w:r>
+        <w:rPr>
+          <w:highlight w:val="yellow"/>
+        </w:rPr>
+        <w:t>-stack/templates/*</w:t>
+      </w:r>
+    </w:p>
+    <w:p>
+      <w:pPr>
+        <w:pStyle w:val="HTMLPreformatted"/>
+      </w:pPr>
+    </w:p>
+    <w:p>
+      <w:pPr>
+        <w:pStyle w:val="HTMLPreformatted"/>
+      </w:pPr>
+    </w:p>
+    <w:p>
+      <w:pPr>
+        <w:pStyle w:val="HTMLPreformatted"/>
+      </w:pPr>
     </w:p>
     <w:p/>
     <w:sectPr>
@@ -3640,6 +3894,56 @@
       <w:u w:val="single"/>
     </w:rPr>
   </w:style>
+  <w:style w:type="paragraph" w:styleId="HTMLPreformatted">
+    <w:name w:val="HTML Preformatted"/>
+    <w:basedOn w:val="Normal"/>
+    <w:link w:val="HTMLPreformattedChar"/>
+    <w:uiPriority w:val="99"/>
+    <w:semiHidden/>
+    <w:unhideWhenUsed/>
+    <w:rsid w:val="00AB6F94"/>
+    <w:pPr>
+      <w:tabs>
+        <w:tab w:val="left" w:pos="916"/>
+        <w:tab w:val="left" w:pos="1832"/>
+        <w:tab w:val="left" w:pos="2748"/>
+        <w:tab w:val="left" w:pos="3664"/>
+        <w:tab w:val="left" w:pos="4580"/>
+        <w:tab w:val="left" w:pos="5496"/>
+        <w:tab w:val="left" w:pos="6412"/>
+        <w:tab w:val="left" w:pos="7328"/>
+        <w:tab w:val="left" w:pos="8244"/>
+        <w:tab w:val="left" w:pos="9160"/>
+        <w:tab w:val="left" w:pos="10076"/>
+        <w:tab w:val="left" w:pos="10992"/>
+        <w:tab w:val="left" w:pos="11908"/>
+        <w:tab w:val="left" w:pos="12824"/>
+        <w:tab w:val="left" w:pos="13740"/>
+        <w:tab w:val="left" w:pos="14656"/>
+      </w:tabs>
+    </w:pPr>
+    <w:rPr>
+      <w:rFonts w:ascii="Courier New" w:hAnsi="Courier New" w:cs="Courier New"/>
+      <w:sz w:val="20"/>
+      <w:szCs w:val="20"/>
+    </w:rPr>
+  </w:style>
+  <w:style w:type="character" w:customStyle="1" w:styleId="HTMLPreformattedChar">
+    <w:name w:val="HTML Preformatted Char"/>
+    <w:basedOn w:val="DefaultParagraphFont"/>
+    <w:link w:val="HTMLPreformatted"/>
+    <w:uiPriority w:val="99"/>
+    <w:semiHidden/>
+    <w:rsid w:val="00AB6F94"/>
+    <w:rPr>
+      <w:rFonts w:ascii="Courier New" w:eastAsia="Times New Roman" w:hAnsi="Courier New" w:cs="Courier New"/>
+      <w:kern w:val="0"/>
+      <w:sz w:val="20"/>
+      <w:szCs w:val="20"/>
+      <w:lang w:eastAsia="en-GB"/>
+      <w14:ligatures w14:val="none"/>
+    </w:rPr>
+  </w:style>
 </w:styles>
 </file>
 

--- a/ScreenShot_Documentation/Streaming-app-documentation.docx
+++ b/ScreenShot_Documentation/Streaming-app-documentation.docx
@@ -2609,6 +2609,9 @@
     <w:p>
       <w:pPr>
         <w:pStyle w:val="HTMLPreformatted"/>
+        <w:pBdr>
+          <w:bottom w:val="dotted" w:sz="24" w:space="1" w:color="auto"/>
+        </w:pBdr>
       </w:pPr>
     </w:p>
     <w:p>
@@ -2620,6 +2623,133 @@
       <w:pPr>
         <w:pStyle w:val="HTMLPreformatted"/>
       </w:pPr>
+      <w:r>
+        <w:t>Initialize the Helm Chart</w:t>
+      </w:r>
+    </w:p>
+    <w:p>
+      <w:pPr>
+        <w:pStyle w:val="HTMLPreformatted"/>
+      </w:pPr>
+    </w:p>
+    <w:p>
+      <w:pPr>
+        <w:pStyle w:val="HTMLPreformatted"/>
+      </w:pPr>
+    </w:p>
+    <w:p>
+      <w:pPr>
+        <w:pStyle w:val="HTMLPreformatted"/>
+      </w:pPr>
+    </w:p>
+    <w:p>
+      <w:pPr>
+        <w:pStyle w:val="HTMLPreformatted"/>
+      </w:pPr>
+    </w:p>
+    <w:p>
+      <w:pPr>
+        <w:pStyle w:val="HTMLPreformatted"/>
+      </w:pPr>
+    </w:p>
+    <w:p>
+      <w:pPr>
+        <w:pStyle w:val="HTMLPreformatted"/>
+      </w:pPr>
+    </w:p>
+    <w:p>
+      <w:pPr>
+        <w:pStyle w:val="HTMLPreformatted"/>
+      </w:pPr>
+    </w:p>
+    <w:p>
+      <w:pPr>
+        <w:pStyle w:val="HTMLPreformatted"/>
+      </w:pPr>
+    </w:p>
+    <w:p>
+      <w:pPr>
+        <w:pStyle w:val="HTMLPreformatted"/>
+      </w:pPr>
+      <w:r>
+        <w:t>helm install streaming-app ./streaming-</w:t>
+      </w:r>
+      <w:proofErr w:type="spellStart"/>
+      <w:r>
+        <w:t>mern</w:t>
+      </w:r>
+      <w:proofErr w:type="spellEnd"/>
+      <w:r>
+        <w:t xml:space="preserve">-stack --set </w:t>
+      </w:r>
+      <w:proofErr w:type="spellStart"/>
+      <w:r>
+        <w:t>imageTag</w:t>
+      </w:r>
+      <w:proofErr w:type="spellEnd"/>
+      <w:r>
+        <w:t>=</w:t>
+      </w:r>
+      <w:r>
+        <w:t>36</w:t>
+      </w:r>
+    </w:p>
+    <w:p>
+      <w:pPr>
+        <w:pStyle w:val="HTMLPreformatted"/>
+      </w:pPr>
+    </w:p>
+    <w:p>
+      <w:pPr>
+        <w:pStyle w:val="HTMLPreformatted"/>
+      </w:pPr>
+      <w:r>
+        <w:rPr>
+          <w:noProof/>
+          <w14:ligatures w14:val="standardContextual"/>
+        </w:rPr>
+        <w:drawing>
+          <wp:inline distT="0" distB="0" distL="0" distR="0" wp14:anchorId="0487AED6" wp14:editId="4350EE42">
+            <wp:extent cx="5731510" cy="753110"/>
+            <wp:effectExtent l="0" t="0" r="0" b="0"/>
+            <wp:docPr id="16747208" name="Picture 28"/>
+            <wp:cNvGraphicFramePr>
+              <a:graphicFrameLocks xmlns:a="http://schemas.openxmlformats.org/drawingml/2006/main" noChangeAspect="1"/>
+            </wp:cNvGraphicFramePr>
+            <a:graphic xmlns:a="http://schemas.openxmlformats.org/drawingml/2006/main">
+              <a:graphicData uri="http://schemas.openxmlformats.org/drawingml/2006/picture">
+                <pic:pic xmlns:pic="http://schemas.openxmlformats.org/drawingml/2006/picture">
+                  <pic:nvPicPr>
+                    <pic:cNvPr id="16747208" name="Picture 16747208"/>
+                    <pic:cNvPicPr/>
+                  </pic:nvPicPr>
+                  <pic:blipFill>
+                    <a:blip r:embed="rId29">
+                      <a:extLst>
+                        <a:ext uri="{28A0092B-C50C-407E-A947-70E740481C1C}">
+                          <a14:useLocalDpi xmlns:a14="http://schemas.microsoft.com/office/drawing/2010/main" val="0"/>
+                        </a:ext>
+                      </a:extLst>
+                    </a:blip>
+                    <a:stretch>
+                      <a:fillRect/>
+                    </a:stretch>
+                  </pic:blipFill>
+                  <pic:spPr>
+                    <a:xfrm>
+                      <a:off x="0" y="0"/>
+                      <a:ext cx="5731510" cy="753110"/>
+                    </a:xfrm>
+                    <a:prstGeom prst="rect">
+                      <a:avLst/>
+                    </a:prstGeom>
+                  </pic:spPr>
+                </pic:pic>
+              </a:graphicData>
+            </a:graphic>
+          </wp:inline>
+        </w:drawing>
+      </w:r>
     </w:p>
     <w:p/>
     <w:sectPr>

--- a/ScreenShot_Documentation/Streaming-app-documentation.docx
+++ b/ScreenShot_Documentation/Streaming-app-documentation.docx
@@ -2704,6 +2704,49 @@
         <w:pStyle w:val="HTMLPreformatted"/>
       </w:pPr>
       <w:r>
+        <w:t xml:space="preserve">helm </w:t>
+      </w:r>
+      <w:r>
+        <w:t>upgrade --</w:t>
+      </w:r>
+      <w:r>
+        <w:t>install streaming-app ./streaming-</w:t>
+      </w:r>
+      <w:proofErr w:type="spellStart"/>
+      <w:r>
+        <w:t>mern</w:t>
+      </w:r>
+      <w:proofErr w:type="spellEnd"/>
+      <w:r>
+        <w:t xml:space="preserve">-stack --set </w:t>
+      </w:r>
+      <w:proofErr w:type="spellStart"/>
+      <w:r>
+        <w:t>imageTag</w:t>
+      </w:r>
+      <w:proofErr w:type="spellEnd"/>
+      <w:r>
+        <w:t>=</w:t>
+      </w:r>
+      <w:r>
+        <w:t>43</w:t>
+      </w:r>
+    </w:p>
+    <w:p>
+      <w:pPr>
+        <w:pStyle w:val="HTMLPreformatted"/>
+      </w:pPr>
+    </w:p>
+    <w:p>
+      <w:pPr>
+        <w:pStyle w:val="HTMLPreformatted"/>
+      </w:pPr>
+    </w:p>
+    <w:p>
+      <w:pPr>
+        <w:pStyle w:val="HTMLPreformatted"/>
+      </w:pPr>
+      <w:r>
         <w:rPr>
           <w:noProof/>
           <w14:ligatures w14:val="standardContextual"/>
@@ -2750,6 +2793,94 @@
           </wp:inline>
         </w:drawing>
       </w:r>
+    </w:p>
+    <w:p>
+      <w:pPr>
+        <w:pStyle w:val="HTMLPreformatted"/>
+      </w:pPr>
+    </w:p>
+    <w:p>
+      <w:pPr>
+        <w:pStyle w:val="HTMLPreformatted"/>
+      </w:pPr>
+    </w:p>
+    <w:p>
+      <w:pPr>
+        <w:pStyle w:val="HTMLPreformatted"/>
+      </w:pPr>
+      <w:r>
+        <w:t>sudo kubectl get svc</w:t>
+      </w:r>
+    </w:p>
+    <w:p>
+      <w:pPr>
+        <w:pStyle w:val="HTMLPreformatted"/>
+      </w:pPr>
+      <w:r>
+        <w:t>helm list</w:t>
+      </w:r>
+    </w:p>
+    <w:p>
+      <w:pPr>
+        <w:pStyle w:val="HTMLPreformatted"/>
+      </w:pPr>
+    </w:p>
+    <w:p>
+      <w:pPr>
+        <w:pStyle w:val="HTMLPreformatted"/>
+      </w:pPr>
+      <w:r>
+        <w:rPr>
+          <w:noProof/>
+          <w14:ligatures w14:val="standardContextual"/>
+        </w:rPr>
+        <w:drawing>
+          <wp:inline distT="0" distB="0" distL="0" distR="0" wp14:anchorId="21738B70" wp14:editId="45304718">
+            <wp:extent cx="5731510" cy="908050"/>
+            <wp:effectExtent l="0" t="0" r="0" b="6350"/>
+            <wp:docPr id="1352161845" name="Picture 29"/>
+            <wp:cNvGraphicFramePr>
+              <a:graphicFrameLocks xmlns:a="http://schemas.openxmlformats.org/drawingml/2006/main" noChangeAspect="1"/>
+            </wp:cNvGraphicFramePr>
+            <a:graphic xmlns:a="http://schemas.openxmlformats.org/drawingml/2006/main">
+              <a:graphicData uri="http://schemas.openxmlformats.org/drawingml/2006/picture">
+                <pic:pic xmlns:pic="http://schemas.openxmlformats.org/drawingml/2006/picture">
+                  <pic:nvPicPr>
+                    <pic:cNvPr id="1352161845" name="Picture 1352161845"/>
+                    <pic:cNvPicPr/>
+                  </pic:nvPicPr>
+                  <pic:blipFill>
+                    <a:blip r:embed="rId30" cstate="print">
+                      <a:extLst>
+                        <a:ext uri="{28A0092B-C50C-407E-A947-70E740481C1C}">
+                          <a14:useLocalDpi xmlns:a14="http://schemas.microsoft.com/office/drawing/2010/main" val="0"/>
+                        </a:ext>
+                      </a:extLst>
+                    </a:blip>
+                    <a:stretch>
+                      <a:fillRect/>
+                    </a:stretch>
+                  </pic:blipFill>
+                  <pic:spPr>
+                    <a:xfrm>
+                      <a:off x="0" y="0"/>
+                      <a:ext cx="5731510" cy="908050"/>
+                    </a:xfrm>
+                    <a:prstGeom prst="rect">
+                      <a:avLst/>
+                    </a:prstGeom>
+                  </pic:spPr>
+                </pic:pic>
+              </a:graphicData>
+            </a:graphic>
+          </wp:inline>
+        </w:drawing>
+      </w:r>
+    </w:p>
+    <w:p>
+      <w:pPr>
+        <w:pStyle w:val="HTMLPreformatted"/>
+      </w:pPr>
     </w:p>
     <w:p/>
     <w:sectPr>

--- a/ScreenShot_Documentation/Streaming-app-documentation.docx
+++ b/ScreenShot_Documentation/Streaming-app-documentation.docx
@@ -41,6 +41,15 @@
     </w:p>
     <w:p>
       <w:pPr>
+        <w:rPr>
+          <w:sz w:val="28"/>
+          <w:szCs w:val="28"/>
+          <w:highlight w:val="yellow"/>
+        </w:rPr>
+      </w:pPr>
+    </w:p>
+    <w:p>
+      <w:pPr>
         <w:ind w:left="360"/>
         <w:rPr>
           <w:sz w:val="28"/>
@@ -195,6 +204,113 @@
         </w:rPr>
         <w:t xml:space="preserve"> </w:t>
       </w:r>
+    </w:p>
+    <w:p>
+      <w:pPr>
+        <w:ind w:left="360"/>
+      </w:pPr>
+    </w:p>
+    <w:p>
+      <w:pPr>
+        <w:ind w:left="360"/>
+      </w:pPr>
+      <w:r>
+        <w:t xml:space="preserve">URL: </w:t>
+      </w:r>
+      <w:r>
+        <w:rPr>
+          <w:highlight w:val="cyan"/>
+        </w:rPr>
+        <w:t>http://a1c92ef7da62e45da97519d6d2efd251-339780998.us-east-1.elb.amazonaws.com/</w:t>
+      </w:r>
+    </w:p>
+    <w:p>
+      <w:pPr>
+        <w:ind w:left="360"/>
+      </w:pPr>
+    </w:p>
+    <w:p>
+      <w:pPr>
+        <w:ind w:left="360"/>
+      </w:pPr>
+      <w:r>
+        <w:rPr>
+          <w:noProof/>
+          <w14:ligatures w14:val="standardContextual"/>
+        </w:rPr>
+        <w:drawing>
+          <wp:inline distT="0" distB="0" distL="0" distR="0" wp14:anchorId="0D5FB8F6" wp14:editId="02675D61">
+            <wp:extent cx="5731510" cy="3475355"/>
+            <wp:effectExtent l="0" t="0" r="0" b="4445"/>
+            <wp:docPr id="1271851907" name="Picture 34"/>
+            <wp:cNvGraphicFramePr>
+              <a:graphicFrameLocks xmlns:a="http://schemas.openxmlformats.org/drawingml/2006/main" noChangeAspect="1"/>
+            </wp:cNvGraphicFramePr>
+            <a:graphic xmlns:a="http://schemas.openxmlformats.org/drawingml/2006/main">
+              <a:graphicData uri="http://schemas.openxmlformats.org/drawingml/2006/picture">
+                <pic:pic xmlns:pic="http://schemas.openxmlformats.org/drawingml/2006/picture">
+                  <pic:nvPicPr>
+                    <pic:cNvPr id="1271851907" name="Picture 1271851907"/>
+                    <pic:cNvPicPr/>
+                  </pic:nvPicPr>
+                  <pic:blipFill>
+                    <a:blip r:embed="rId7" cstate="print">
+                      <a:extLst>
+                        <a:ext uri="{28A0092B-C50C-407E-A947-70E740481C1C}">
+                          <a14:useLocalDpi xmlns:a14="http://schemas.microsoft.com/office/drawing/2010/main" val="0"/>
+                        </a:ext>
+                      </a:extLst>
+                    </a:blip>
+                    <a:stretch>
+                      <a:fillRect/>
+                    </a:stretch>
+                  </pic:blipFill>
+                  <pic:spPr>
+                    <a:xfrm>
+                      <a:off x="0" y="0"/>
+                      <a:ext cx="5731510" cy="3475355"/>
+                    </a:xfrm>
+                    <a:prstGeom prst="rect">
+                      <a:avLst/>
+                    </a:prstGeom>
+                  </pic:spPr>
+                </pic:pic>
+              </a:graphicData>
+            </a:graphic>
+          </wp:inline>
+        </w:drawing>
+      </w:r>
+    </w:p>
+    <w:p>
+      <w:pPr>
+        <w:pBdr>
+          <w:bottom w:val="dotted" w:sz="24" w:space="1" w:color="auto"/>
+        </w:pBdr>
+        <w:ind w:left="360"/>
+      </w:pPr>
+    </w:p>
+    <w:p>
+      <w:pPr>
+        <w:ind w:left="360"/>
+      </w:pPr>
+    </w:p>
+    <w:p>
+      <w:pPr>
+        <w:ind w:left="360"/>
+      </w:pPr>
+    </w:p>
+    <w:p>
+      <w:pPr>
+        <w:ind w:left="360"/>
+      </w:pPr>
+      <w:r>
+        <w:t>STEPS START FROM HERE</w:t>
+      </w:r>
+    </w:p>
+    <w:p>
+      <w:pPr>
+        <w:ind w:left="360"/>
+      </w:pPr>
     </w:p>
     <w:p>
       <w:pPr>
@@ -293,7 +409,7 @@
                     <pic:cNvPicPr/>
                   </pic:nvPicPr>
                   <pic:blipFill>
-                    <a:blip r:embed="rId7">
+                    <a:blip r:embed="rId8">
                       <a:extLst>
                         <a:ext uri="{28A0092B-C50C-407E-A947-70E740481C1C}">
                           <a14:useLocalDpi xmlns:a14="http://schemas.microsoft.com/office/drawing/2010/main" val="0"/>
@@ -377,7 +493,7 @@
                     <pic:cNvPicPr/>
                   </pic:nvPicPr>
                   <pic:blipFill>
-                    <a:blip r:embed="rId8" cstate="print">
+                    <a:blip r:embed="rId9" cstate="print">
                       <a:extLst>
                         <a:ext uri="{28A0092B-C50C-407E-A947-70E740481C1C}">
                           <a14:useLocalDpi xmlns:a14="http://schemas.microsoft.com/office/drawing/2010/main" val="0"/>
@@ -444,7 +560,6 @@
     </w:p>
     <w:p>
       <w:r>
-        <w:lastRenderedPageBreak/>
         <w:t xml:space="preserve">docker tag </w:t>
       </w:r>
       <w:proofErr w:type="spellStart"/>
@@ -506,7 +621,7 @@
                     <pic:cNvPicPr/>
                   </pic:nvPicPr>
                   <pic:blipFill>
-                    <a:blip r:embed="rId9" cstate="print">
+                    <a:blip r:embed="rId10" cstate="print">
                       <a:extLst>
                         <a:ext uri="{28A0092B-C50C-407E-A947-70E740481C1C}">
                           <a14:useLocalDpi xmlns:a14="http://schemas.microsoft.com/office/drawing/2010/main" val="0"/>
@@ -565,6 +680,7 @@
         <w:rPr>
           <w:noProof/>
         </w:rPr>
+        <w:lastRenderedPageBreak/>
         <w:drawing>
           <wp:inline distT="0" distB="0" distL="0" distR="0" wp14:anchorId="6CDCB244" wp14:editId="63B0A616">
             <wp:extent cx="5731510" cy="1778635"/>
@@ -581,7 +697,7 @@
                     <pic:cNvPicPr/>
                   </pic:nvPicPr>
                   <pic:blipFill>
-                    <a:blip r:embed="rId10" cstate="print">
+                    <a:blip r:embed="rId11" cstate="print">
                       <a:extLst>
                         <a:ext uri="{28A0092B-C50C-407E-A947-70E740481C1C}">
                           <a14:useLocalDpi xmlns:a14="http://schemas.microsoft.com/office/drawing/2010/main" val="0"/>
@@ -630,7 +746,7 @@
                     <pic:cNvPicPr/>
                   </pic:nvPicPr>
                   <pic:blipFill>
-                    <a:blip r:embed="rId11" cstate="print">
+                    <a:blip r:embed="rId12" cstate="print">
                       <a:extLst>
                         <a:ext uri="{28A0092B-C50C-407E-A947-70E740481C1C}">
                           <a14:useLocalDpi xmlns:a14="http://schemas.microsoft.com/office/drawing/2010/main" val="0"/>
@@ -699,7 +815,6 @@
         <w:rPr>
           <w:noProof/>
         </w:rPr>
-        <w:lastRenderedPageBreak/>
         <w:drawing>
           <wp:inline distT="0" distB="0" distL="0" distR="0" wp14:anchorId="13482EBF" wp14:editId="73C4E5CC">
             <wp:extent cx="5731510" cy="1225550"/>
@@ -716,7 +831,7 @@
                     <pic:cNvPicPr/>
                   </pic:nvPicPr>
                   <pic:blipFill>
-                    <a:blip r:embed="rId12" cstate="print">
+                    <a:blip r:embed="rId13" cstate="print">
                       <a:extLst>
                         <a:ext uri="{28A0092B-C50C-407E-A947-70E740481C1C}">
                           <a14:useLocalDpi xmlns:a14="http://schemas.microsoft.com/office/drawing/2010/main" val="0"/>
@@ -781,6 +896,7 @@
         <w:rPr>
           <w:noProof/>
         </w:rPr>
+        <w:lastRenderedPageBreak/>
         <w:drawing>
           <wp:inline distT="0" distB="0" distL="0" distR="0" wp14:anchorId="21C6F13C" wp14:editId="76A35A1C">
             <wp:extent cx="5731510" cy="2740025"/>
@@ -797,7 +913,7 @@
                     <pic:cNvPicPr/>
                   </pic:nvPicPr>
                   <pic:blipFill>
-                    <a:blip r:embed="rId13" cstate="print">
+                    <a:blip r:embed="rId14" cstate="print">
                       <a:extLst>
                         <a:ext uri="{28A0092B-C50C-407E-A947-70E740481C1C}">
                           <a14:useLocalDpi xmlns:a14="http://schemas.microsoft.com/office/drawing/2010/main" val="0"/>
@@ -864,7 +980,7 @@
                     <pic:cNvPicPr/>
                   </pic:nvPicPr>
                   <pic:blipFill>
-                    <a:blip r:embed="rId14">
+                    <a:blip r:embed="rId15">
                       <a:extLst>
                         <a:ext uri="{28A0092B-C50C-407E-A947-70E740481C1C}">
                           <a14:useLocalDpi xmlns:a14="http://schemas.microsoft.com/office/drawing/2010/main" val="0"/>
@@ -929,7 +1045,6 @@
         <w:rPr>
           <w:noProof/>
         </w:rPr>
-        <w:lastRenderedPageBreak/>
         <w:drawing>
           <wp:inline distT="0" distB="0" distL="0" distR="0" wp14:anchorId="2B249237" wp14:editId="6A901DE2">
             <wp:extent cx="5731510" cy="3008630"/>
@@ -946,7 +1061,7 @@
                     <pic:cNvPicPr/>
                   </pic:nvPicPr>
                   <pic:blipFill>
-                    <a:blip r:embed="rId15" cstate="print">
+                    <a:blip r:embed="rId16" cstate="print">
                       <a:extLst>
                         <a:ext uri="{28A0092B-C50C-407E-A947-70E740481C1C}">
                           <a14:useLocalDpi xmlns:a14="http://schemas.microsoft.com/office/drawing/2010/main" val="0"/>
@@ -1019,7 +1134,7 @@
                     <pic:cNvPicPr/>
                   </pic:nvPicPr>
                   <pic:blipFill>
-                    <a:blip r:embed="rId16">
+                    <a:blip r:embed="rId17">
                       <a:extLst>
                         <a:ext uri="{28A0092B-C50C-407E-A947-70E740481C1C}">
                           <a14:useLocalDpi xmlns:a14="http://schemas.microsoft.com/office/drawing/2010/main" val="0"/>
@@ -1087,7 +1202,7 @@
                     <pic:cNvPicPr/>
                   </pic:nvPicPr>
                   <pic:blipFill>
-                    <a:blip r:embed="rId17" cstate="print">
+                    <a:blip r:embed="rId18" cstate="print">
                       <a:extLst>
                         <a:ext uri="{28A0092B-C50C-407E-A947-70E740481C1C}">
                           <a14:useLocalDpi xmlns:a14="http://schemas.microsoft.com/office/drawing/2010/main" val="0"/>
@@ -1134,7 +1249,6 @@
         <w:rPr>
           <w:noProof/>
         </w:rPr>
-        <w:lastRenderedPageBreak/>
         <w:drawing>
           <wp:inline distT="0" distB="0" distL="0" distR="0" wp14:anchorId="3B167F43" wp14:editId="3F19949F">
             <wp:extent cx="5731510" cy="1386205"/>
@@ -1151,7 +1265,7 @@
                     <pic:cNvPicPr/>
                   </pic:nvPicPr>
                   <pic:blipFill>
-                    <a:blip r:embed="rId18">
+                    <a:blip r:embed="rId19">
                       <a:extLst>
                         <a:ext uri="{28A0092B-C50C-407E-A947-70E740481C1C}">
                           <a14:useLocalDpi xmlns:a14="http://schemas.microsoft.com/office/drawing/2010/main" val="0"/>
@@ -1210,6 +1324,7 @@
         <w:rPr>
           <w:noProof/>
         </w:rPr>
+        <w:lastRenderedPageBreak/>
         <w:drawing>
           <wp:inline distT="0" distB="0" distL="0" distR="0" wp14:anchorId="2ED87760" wp14:editId="0EB3DCB9">
             <wp:extent cx="5731510" cy="2759710"/>
@@ -1226,7 +1341,7 @@
                     <pic:cNvPicPr/>
                   </pic:nvPicPr>
                   <pic:blipFill>
-                    <a:blip r:embed="rId19" cstate="print">
+                    <a:blip r:embed="rId20" cstate="print">
                       <a:extLst>
                         <a:ext uri="{28A0092B-C50C-407E-A947-70E740481C1C}">
                           <a14:useLocalDpi xmlns:a14="http://schemas.microsoft.com/office/drawing/2010/main" val="0"/>
@@ -1417,7 +1532,6 @@
     </w:p>
     <w:p>
       <w:r>
-        <w:lastRenderedPageBreak/>
         <w:t>Change the "Kind" dropdown menu to Secret file. Click the Choose File button and upload your .env file from your local computer.</w:t>
       </w:r>
     </w:p>
@@ -1475,6 +1589,7 @@
         <w:rPr>
           <w:highlight w:val="yellow"/>
         </w:rPr>
+        <w:lastRenderedPageBreak/>
         <w:t>P</w:t>
       </w:r>
       <w:r>
@@ -1515,7 +1630,7 @@
                     <pic:cNvPicPr/>
                   </pic:nvPicPr>
                   <pic:blipFill>
-                    <a:blip r:embed="rId20" cstate="print">
+                    <a:blip r:embed="rId21" cstate="print">
                       <a:extLst>
                         <a:ext uri="{28A0092B-C50C-407E-A947-70E740481C1C}">
                           <a14:useLocalDpi xmlns:a14="http://schemas.microsoft.com/office/drawing/2010/main" val="0"/>
@@ -1562,7 +1677,7 @@
                     <pic:cNvPicPr/>
                   </pic:nvPicPr>
                   <pic:blipFill>
-                    <a:blip r:embed="rId21" cstate="print">
+                    <a:blip r:embed="rId22" cstate="print">
                       <a:extLst>
                         <a:ext uri="{28A0092B-C50C-407E-A947-70E740481C1C}">
                           <a14:useLocalDpi xmlns:a14="http://schemas.microsoft.com/office/drawing/2010/main" val="0"/>
@@ -1610,7 +1725,7 @@
                     <pic:cNvPicPr/>
                   </pic:nvPicPr>
                   <pic:blipFill>
-                    <a:blip r:embed="rId22" cstate="print">
+                    <a:blip r:embed="rId23" cstate="print">
                       <a:extLst>
                         <a:ext uri="{28A0092B-C50C-407E-A947-70E740481C1C}">
                           <a14:useLocalDpi xmlns:a14="http://schemas.microsoft.com/office/drawing/2010/main" val="0"/>
@@ -1657,7 +1772,7 @@
                     <pic:cNvPicPr/>
                   </pic:nvPicPr>
                   <pic:blipFill>
-                    <a:blip r:embed="rId23" cstate="print">
+                    <a:blip r:embed="rId24" cstate="print">
                       <a:extLst>
                         <a:ext uri="{28A0092B-C50C-407E-A947-70E740481C1C}">
                           <a14:useLocalDpi xmlns:a14="http://schemas.microsoft.com/office/drawing/2010/main" val="0"/>
@@ -1707,7 +1822,7 @@
                     <pic:cNvPicPr/>
                   </pic:nvPicPr>
                   <pic:blipFill>
-                    <a:blip r:embed="rId24" cstate="print">
+                    <a:blip r:embed="rId25" cstate="print">
                       <a:extLst>
                         <a:ext uri="{28A0092B-C50C-407E-A947-70E740481C1C}">
                           <a14:useLocalDpi xmlns:a14="http://schemas.microsoft.com/office/drawing/2010/main" val="0"/>
@@ -1799,7 +1914,7 @@
                     <pic:cNvPicPr/>
                   </pic:nvPicPr>
                   <pic:blipFill>
-                    <a:blip r:embed="rId25">
+                    <a:blip r:embed="rId26">
                       <a:extLst>
                         <a:ext uri="{28A0092B-C50C-407E-A947-70E740481C1C}">
                           <a14:useLocalDpi xmlns:a14="http://schemas.microsoft.com/office/drawing/2010/main" val="0"/>
@@ -1858,7 +1973,7 @@
                     <pic:cNvPicPr/>
                   </pic:nvPicPr>
                   <pic:blipFill>
-                    <a:blip r:embed="rId26" cstate="print">
+                    <a:blip r:embed="rId27" cstate="print">
                       <a:extLst>
                         <a:ext uri="{28A0092B-C50C-407E-A947-70E740481C1C}">
                           <a14:useLocalDpi xmlns:a14="http://schemas.microsoft.com/office/drawing/2010/main" val="0"/>
@@ -1946,7 +2061,7 @@
                     <pic:cNvPicPr/>
                   </pic:nvPicPr>
                   <pic:blipFill>
-                    <a:blip r:embed="rId27">
+                    <a:blip r:embed="rId28">
                       <a:extLst>
                         <a:ext uri="{28A0092B-C50C-407E-A947-70E740481C1C}">
                           <a14:useLocalDpi xmlns:a14="http://schemas.microsoft.com/office/drawing/2010/main" val="0"/>
@@ -2428,7 +2543,7 @@
                     <pic:cNvPicPr/>
                   </pic:nvPicPr>
                   <pic:blipFill>
-                    <a:blip r:embed="rId28">
+                    <a:blip r:embed="rId29">
                       <a:extLst>
                         <a:ext uri="{28A0092B-C50C-407E-A947-70E740481C1C}">
                           <a14:useLocalDpi xmlns:a14="http://schemas.microsoft.com/office/drawing/2010/main" val="0"/>
@@ -2767,7 +2882,7 @@
                     <pic:cNvPicPr/>
                   </pic:nvPicPr>
                   <pic:blipFill>
-                    <a:blip r:embed="rId29">
+                    <a:blip r:embed="rId30">
                       <a:extLst>
                         <a:ext uri="{28A0092B-C50C-407E-A947-70E740481C1C}">
                           <a14:useLocalDpi xmlns:a14="http://schemas.microsoft.com/office/drawing/2010/main" val="0"/>
@@ -2803,12 +2918,80 @@
       <w:pPr>
         <w:pStyle w:val="HTMLPreformatted"/>
       </w:pPr>
+      <w:r>
+        <w:t xml:space="preserve">URL: </w:t>
+      </w:r>
+      <w:r>
+        <w:t>a1c92ef7da62e45da97519d6d2efd251-339780998.us-east-1.elb.amazonaws.com</w:t>
+      </w:r>
     </w:p>
     <w:p>
       <w:pPr>
         <w:pStyle w:val="HTMLPreformatted"/>
       </w:pPr>
       <w:r>
+        <w:rPr>
+          <w:noProof/>
+          <w14:ligatures w14:val="standardContextual"/>
+        </w:rPr>
+        <w:drawing>
+          <wp:inline distT="0" distB="0" distL="0" distR="0" wp14:anchorId="77D03336" wp14:editId="3F042C83">
+            <wp:extent cx="5731510" cy="3475355"/>
+            <wp:effectExtent l="0" t="0" r="0" b="4445"/>
+            <wp:docPr id="1332564228" name="Picture 30"/>
+            <wp:cNvGraphicFramePr>
+              <a:graphicFrameLocks xmlns:a="http://schemas.openxmlformats.org/drawingml/2006/main" noChangeAspect="1"/>
+            </wp:cNvGraphicFramePr>
+            <a:graphic xmlns:a="http://schemas.openxmlformats.org/drawingml/2006/main">
+              <a:graphicData uri="http://schemas.openxmlformats.org/drawingml/2006/picture">
+                <pic:pic xmlns:pic="http://schemas.openxmlformats.org/drawingml/2006/picture">
+                  <pic:nvPicPr>
+                    <pic:cNvPr id="1332564228" name="Picture 1332564228"/>
+                    <pic:cNvPicPr/>
+                  </pic:nvPicPr>
+                  <pic:blipFill>
+                    <a:blip r:embed="rId7" cstate="print">
+                      <a:extLst>
+                        <a:ext uri="{28A0092B-C50C-407E-A947-70E740481C1C}">
+                          <a14:useLocalDpi xmlns:a14="http://schemas.microsoft.com/office/drawing/2010/main" val="0"/>
+                        </a:ext>
+                      </a:extLst>
+                    </a:blip>
+                    <a:stretch>
+                      <a:fillRect/>
+                    </a:stretch>
+                  </pic:blipFill>
+                  <pic:spPr>
+                    <a:xfrm>
+                      <a:off x="0" y="0"/>
+                      <a:ext cx="5731510" cy="3475355"/>
+                    </a:xfrm>
+                    <a:prstGeom prst="rect">
+                      <a:avLst/>
+                    </a:prstGeom>
+                  </pic:spPr>
+                </pic:pic>
+              </a:graphicData>
+            </a:graphic>
+          </wp:inline>
+        </w:drawing>
+      </w:r>
+    </w:p>
+    <w:p>
+      <w:pPr>
+        <w:pStyle w:val="HTMLPreformatted"/>
+      </w:pPr>
+    </w:p>
+    <w:p>
+      <w:pPr>
+        <w:pStyle w:val="HTMLPreformatted"/>
+      </w:pPr>
+    </w:p>
+    <w:p>
+      <w:pPr>
+        <w:pStyle w:val="HTMLPreformatted"/>
+      </w:pPr>
+      <w:r>
         <w:t>sudo kubectl get svc</w:t>
       </w:r>
     </w:p>
@@ -2817,7 +3000,7 @@
         <w:pStyle w:val="HTMLPreformatted"/>
       </w:pPr>
       <w:r>
-        <w:t>helm list</w:t>
+        <w:t>kubectl get pods</w:t>
       </w:r>
     </w:p>
     <w:p>
@@ -2850,7 +3033,7 @@
                     <pic:cNvPicPr/>
                   </pic:nvPicPr>
                   <pic:blipFill>
-                    <a:blip r:embed="rId30" cstate="print">
+                    <a:blip r:embed="rId31" cstate="print">
                       <a:extLst>
                         <a:ext uri="{28A0092B-C50C-407E-A947-70E740481C1C}">
                           <a14:useLocalDpi xmlns:a14="http://schemas.microsoft.com/office/drawing/2010/main" val="0"/>
@@ -2882,7 +3065,186 @@
         <w:pStyle w:val="HTMLPreformatted"/>
       </w:pPr>
     </w:p>
+    <w:p>
+      <w:pPr>
+        <w:pStyle w:val="HTMLPreformatted"/>
+      </w:pPr>
+      <w:r>
+        <w:t>kubectl get svc</w:t>
+      </w:r>
+    </w:p>
+    <w:p>
+      <w:pPr>
+        <w:pStyle w:val="HTMLPreformatted"/>
+      </w:pPr>
+    </w:p>
+    <w:p>
+      <w:r>
+        <w:rPr>
+          <w:noProof/>
+          <w14:ligatures w14:val="standardContextual"/>
+        </w:rPr>
+        <w:drawing>
+          <wp:inline distT="0" distB="0" distL="0" distR="0" wp14:anchorId="62996F32" wp14:editId="7881867B">
+            <wp:extent cx="5731510" cy="638810"/>
+            <wp:effectExtent l="0" t="0" r="0" b="0"/>
+            <wp:docPr id="895596034" name="Picture 31"/>
+            <wp:cNvGraphicFramePr>
+              <a:graphicFrameLocks xmlns:a="http://schemas.openxmlformats.org/drawingml/2006/main" noChangeAspect="1"/>
+            </wp:cNvGraphicFramePr>
+            <a:graphic xmlns:a="http://schemas.openxmlformats.org/drawingml/2006/main">
+              <a:graphicData uri="http://schemas.openxmlformats.org/drawingml/2006/picture">
+                <pic:pic xmlns:pic="http://schemas.openxmlformats.org/drawingml/2006/picture">
+                  <pic:nvPicPr>
+                    <pic:cNvPr id="895596034" name="Picture 895596034"/>
+                    <pic:cNvPicPr/>
+                  </pic:nvPicPr>
+                  <pic:blipFill>
+                    <a:blip r:embed="rId32">
+                      <a:extLst>
+                        <a:ext uri="{28A0092B-C50C-407E-A947-70E740481C1C}">
+                          <a14:useLocalDpi xmlns:a14="http://schemas.microsoft.com/office/drawing/2010/main" val="0"/>
+                        </a:ext>
+                      </a:extLst>
+                    </a:blip>
+                    <a:stretch>
+                      <a:fillRect/>
+                    </a:stretch>
+                  </pic:blipFill>
+                  <pic:spPr>
+                    <a:xfrm>
+                      <a:off x="0" y="0"/>
+                      <a:ext cx="5731510" cy="638810"/>
+                    </a:xfrm>
+                    <a:prstGeom prst="rect">
+                      <a:avLst/>
+                    </a:prstGeom>
+                  </pic:spPr>
+                </pic:pic>
+              </a:graphicData>
+            </a:graphic>
+          </wp:inline>
+        </w:drawing>
+      </w:r>
+    </w:p>
     <w:p/>
+    <w:p>
+      <w:pPr>
+        <w:pStyle w:val="HTMLPreformatted"/>
+      </w:pPr>
+      <w:r>
+        <w:t>kubectl get pods</w:t>
+      </w:r>
+    </w:p>
+    <w:p/>
+    <w:p/>
+    <w:p>
+      <w:r>
+        <w:rPr>
+          <w:noProof/>
+          <w14:ligatures w14:val="standardContextual"/>
+        </w:rPr>
+        <w:drawing>
+          <wp:inline distT="0" distB="0" distL="0" distR="0" wp14:anchorId="54B38B43" wp14:editId="7FAA3019">
+            <wp:extent cx="5731510" cy="560070"/>
+            <wp:effectExtent l="0" t="0" r="0" b="0"/>
+            <wp:docPr id="291011175" name="Picture 32"/>
+            <wp:cNvGraphicFramePr>
+              <a:graphicFrameLocks xmlns:a="http://schemas.openxmlformats.org/drawingml/2006/main" noChangeAspect="1"/>
+            </wp:cNvGraphicFramePr>
+            <a:graphic xmlns:a="http://schemas.openxmlformats.org/drawingml/2006/main">
+              <a:graphicData uri="http://schemas.openxmlformats.org/drawingml/2006/picture">
+                <pic:pic xmlns:pic="http://schemas.openxmlformats.org/drawingml/2006/picture">
+                  <pic:nvPicPr>
+                    <pic:cNvPr id="291011175" name="Picture 291011175"/>
+                    <pic:cNvPicPr/>
+                  </pic:nvPicPr>
+                  <pic:blipFill>
+                    <a:blip r:embed="rId33" cstate="print">
+                      <a:extLst>
+                        <a:ext uri="{28A0092B-C50C-407E-A947-70E740481C1C}">
+                          <a14:useLocalDpi xmlns:a14="http://schemas.microsoft.com/office/drawing/2010/main" val="0"/>
+                        </a:ext>
+                      </a:extLst>
+                    </a:blip>
+                    <a:stretch>
+                      <a:fillRect/>
+                    </a:stretch>
+                  </pic:blipFill>
+                  <pic:spPr>
+                    <a:xfrm>
+                      <a:off x="0" y="0"/>
+                      <a:ext cx="5731510" cy="560070"/>
+                    </a:xfrm>
+                    <a:prstGeom prst="rect">
+                      <a:avLst/>
+                    </a:prstGeom>
+                  </pic:spPr>
+                </pic:pic>
+              </a:graphicData>
+            </a:graphic>
+          </wp:inline>
+        </w:drawing>
+      </w:r>
+    </w:p>
+    <w:p/>
+    <w:p>
+      <w:pPr>
+        <w:pStyle w:val="HTMLPreformatted"/>
+      </w:pPr>
+      <w:r>
+        <w:t>helm list</w:t>
+      </w:r>
+    </w:p>
+    <w:p>
+      <w:r>
+        <w:rPr>
+          <w:noProof/>
+          <w14:ligatures w14:val="standardContextual"/>
+        </w:rPr>
+        <w:drawing>
+          <wp:inline distT="0" distB="0" distL="0" distR="0" wp14:anchorId="34941DA2" wp14:editId="0BBA2856">
+            <wp:extent cx="5731510" cy="320040"/>
+            <wp:effectExtent l="0" t="0" r="0" b="0"/>
+            <wp:docPr id="1573986277" name="Picture 33"/>
+            <wp:cNvGraphicFramePr>
+              <a:graphicFrameLocks xmlns:a="http://schemas.openxmlformats.org/drawingml/2006/main" noChangeAspect="1"/>
+            </wp:cNvGraphicFramePr>
+            <a:graphic xmlns:a="http://schemas.openxmlformats.org/drawingml/2006/main">
+              <a:graphicData uri="http://schemas.openxmlformats.org/drawingml/2006/picture">
+                <pic:pic xmlns:pic="http://schemas.openxmlformats.org/drawingml/2006/picture">
+                  <pic:nvPicPr>
+                    <pic:cNvPr id="1573986277" name="Picture 1573986277"/>
+                    <pic:cNvPicPr/>
+                  </pic:nvPicPr>
+                  <pic:blipFill>
+                    <a:blip r:embed="rId34" cstate="print">
+                      <a:extLst>
+                        <a:ext uri="{28A0092B-C50C-407E-A947-70E740481C1C}">
+                          <a14:useLocalDpi xmlns:a14="http://schemas.microsoft.com/office/drawing/2010/main" val="0"/>
+                        </a:ext>
+                      </a:extLst>
+                    </a:blip>
+                    <a:stretch>
+                      <a:fillRect/>
+                    </a:stretch>
+                  </pic:blipFill>
+                  <pic:spPr>
+                    <a:xfrm>
+                      <a:off x="0" y="0"/>
+                      <a:ext cx="5731510" cy="320040"/>
+                    </a:xfrm>
+                    <a:prstGeom prst="rect">
+                      <a:avLst/>
+                    </a:prstGeom>
+                  </pic:spPr>
+                </pic:pic>
+              </a:graphicData>
+            </a:graphic>
+          </wp:inline>
+        </w:drawing>
+      </w:r>
+    </w:p>
     <w:sectPr>
       <w:pgSz w:w="11906" w:h="16838"/>
       <w:pgMar w:top="1440" w:right="1440" w:bottom="1440" w:left="1440" w:header="708" w:footer="708" w:gutter="0"/>

--- a/ScreenShot_Documentation/Streaming-app-documentation.docx
+++ b/ScreenShot_Documentation/Streaming-app-documentation.docx
@@ -3245,6 +3245,356 @@
         </w:drawing>
       </w:r>
     </w:p>
+    <w:p/>
+    <w:p/>
+    <w:p/>
+    <w:p/>
+    <w:p>
+      <w:pPr>
+        <w:rPr>
+          <w:rFonts w:ascii="Arial" w:hAnsi="Arial" w:cs="Arial"/>
+        </w:rPr>
+      </w:pPr>
+      <w:r>
+        <w:rPr>
+          <w:rStyle w:val="Strong"/>
+          <w:rFonts w:ascii="Arial" w:hAnsi="Arial" w:cs="Arial"/>
+        </w:rPr>
+        <w:t xml:space="preserve">Install the NGINX Ingress </w:t>
+      </w:r>
+      <w:proofErr w:type="spellStart"/>
+      <w:r>
+        <w:rPr>
+          <w:rStyle w:val="Strong"/>
+          <w:rFonts w:ascii="Arial" w:hAnsi="Arial" w:cs="Arial"/>
+        </w:rPr>
+        <w:t>Controller:</w:t>
+      </w:r>
+      <w:r>
+        <w:rPr>
+          <w:rStyle w:val="only-show-to-message-actions"/>
+          <w:rFonts w:ascii="Arial" w:hAnsi="Arial" w:cs="Arial"/>
+        </w:rPr>
+        <w:t>Terminal</w:t>
+      </w:r>
+      <w:proofErr w:type="spellEnd"/>
+      <w:r>
+        <w:rPr>
+          <w:rStyle w:val="only-show-to-message-actions"/>
+          <w:rFonts w:ascii="Arial" w:hAnsi="Arial" w:cs="Arial"/>
+        </w:rPr>
+        <w:t>.</w:t>
+      </w:r>
+    </w:p>
+    <w:p>
+      <w:pPr>
+        <w:pStyle w:val="ng-star-inserted"/>
+        <w:spacing w:before="0" w:beforeAutospacing="0"/>
+        <w:rPr>
+          <w:rFonts w:ascii="Arial" w:hAnsi="Arial" w:cs="Arial"/>
+        </w:rPr>
+      </w:pPr>
+      <w:r>
+        <w:rPr>
+          <w:rFonts w:ascii="Arial" w:hAnsi="Arial" w:cs="Arial"/>
+        </w:rPr>
+        <w:t>Run these commands in EC2 terminal to install the NGINX Ingress controller.</w:t>
+      </w:r>
+    </w:p>
+    <w:p>
+      <w:pPr>
+        <w:pStyle w:val="ng-star-inserted"/>
+        <w:spacing w:before="0" w:beforeAutospacing="0"/>
+        <w:rPr>
+          <w:rFonts w:ascii="Arial" w:hAnsi="Arial" w:cs="Arial"/>
+        </w:rPr>
+      </w:pPr>
+      <w:r>
+        <w:rPr>
+          <w:b/>
+          <w:bCs/>
+        </w:rPr>
+        <w:t xml:space="preserve">These together will install </w:t>
+      </w:r>
+      <w:r>
+        <w:rPr>
+          <w:b/>
+          <w:bCs/>
+        </w:rPr>
+        <w:t>NGINX Ingress Controller</w:t>
+      </w:r>
+      <w:r>
+        <w:t xml:space="preserve"> into  Kubernetes cluster using Helm.</w:t>
+      </w:r>
+      <w:r>
+        <w:rPr>
+          <w:rFonts w:ascii="Arial" w:hAnsi="Arial" w:cs="Arial"/>
+        </w:rPr>
+        <w:t xml:space="preserve"> </w:t>
+      </w:r>
+    </w:p>
+    <w:p>
+      <w:pPr>
+        <w:pStyle w:val="ng-star-inserted"/>
+        <w:spacing w:before="0" w:beforeAutospacing="0"/>
+        <w:rPr>
+          <w:rFonts w:ascii="Arial" w:hAnsi="Arial" w:cs="Arial"/>
+        </w:rPr>
+      </w:pPr>
+      <w:r>
+        <w:rPr>
+          <w:rFonts w:ascii="Arial" w:hAnsi="Arial" w:cs="Arial"/>
+        </w:rPr>
+        <w:t>This will automatically provision a single AWS Load Balancer that will act as the master entry point for your entire cluster.</w:t>
+      </w:r>
+    </w:p>
+    <w:p>
+      <w:pPr>
+        <w:pStyle w:val="ng-star-inserted"/>
+        <w:rPr>
+          <w:rFonts w:ascii="Arial" w:hAnsi="Arial" w:cs="Arial"/>
+        </w:rPr>
+      </w:pPr>
+      <w:r>
+        <w:rPr>
+          <w:rFonts w:ascii="Arial" w:hAnsi="Arial" w:cs="Arial"/>
+          <w:highlight w:val="yellow"/>
+        </w:rPr>
+        <w:t>helm repo add ingress-nginx https://kubernetes.github.io/ingress-nginx</w:t>
+      </w:r>
+    </w:p>
+    <w:p>
+      <w:pPr>
+        <w:pStyle w:val="ng-star-inserted"/>
+        <w:rPr>
+          <w:rFonts w:ascii="Arial" w:hAnsi="Arial" w:cs="Arial"/>
+        </w:rPr>
+      </w:pPr>
+      <w:r>
+        <w:rPr>
+          <w:rFonts w:ascii="Arial" w:hAnsi="Arial" w:cs="Arial"/>
+          <w:highlight w:val="yellow"/>
+        </w:rPr>
+        <w:t>helm repo update</w:t>
+      </w:r>
+    </w:p>
+    <w:p>
+      <w:pPr>
+        <w:pStyle w:val="ng-star-inserted"/>
+        <w:rPr>
+          <w:rFonts w:ascii="Arial" w:hAnsi="Arial" w:cs="Arial"/>
+        </w:rPr>
+      </w:pPr>
+      <w:r>
+        <w:rPr>
+          <w:rFonts w:ascii="Arial" w:hAnsi="Arial" w:cs="Arial"/>
+          <w:highlight w:val="yellow"/>
+        </w:rPr>
+        <w:t>helm install ingress-nginx ingress-nginx/ingress-nginx</w:t>
+      </w:r>
+      <w:r>
+        <w:rPr>
+          <w:rFonts w:ascii="Arial" w:hAnsi="Arial" w:cs="Arial"/>
+          <w:highlight w:val="yellow"/>
+        </w:rPr>
+        <w:t xml:space="preserve"> </w:t>
+      </w:r>
+      <w:r>
+        <w:rPr>
+          <w:rFonts w:ascii="Arial" w:hAnsi="Arial" w:cs="Arial"/>
+          <w:highlight w:val="yellow"/>
+        </w:rPr>
+        <w:t>--namespace ingress-nginx --create-namespace</w:t>
+      </w:r>
+    </w:p>
+    <w:p>
+      <w:pPr>
+        <w:pStyle w:val="ng-star-inserted"/>
+        <w:rPr>
+          <w:rFonts w:ascii="Arial" w:hAnsi="Arial" w:cs="Arial"/>
+        </w:rPr>
+      </w:pPr>
+      <w:r>
+        <w:rPr>
+          <w:rFonts w:ascii="Arial" w:hAnsi="Arial" w:cs="Arial"/>
+          <w:noProof/>
+          <w14:ligatures w14:val="standardContextual"/>
+        </w:rPr>
+        <w:drawing>
+          <wp:inline distT="0" distB="0" distL="0" distR="0" wp14:anchorId="202697F9" wp14:editId="6D75FD17">
+            <wp:extent cx="6400800" cy="3448050"/>
+            <wp:effectExtent l="0" t="0" r="0" b="6350"/>
+            <wp:docPr id="1422207849" name="Picture 35"/>
+            <wp:cNvGraphicFramePr>
+              <a:graphicFrameLocks xmlns:a="http://schemas.openxmlformats.org/drawingml/2006/main" noChangeAspect="1"/>
+            </wp:cNvGraphicFramePr>
+            <a:graphic xmlns:a="http://schemas.openxmlformats.org/drawingml/2006/main">
+              <a:graphicData uri="http://schemas.openxmlformats.org/drawingml/2006/picture">
+                <pic:pic xmlns:pic="http://schemas.openxmlformats.org/drawingml/2006/picture">
+                  <pic:nvPicPr>
+                    <pic:cNvPr id="1422207849" name="Picture 1422207849"/>
+                    <pic:cNvPicPr/>
+                  </pic:nvPicPr>
+                  <pic:blipFill>
+                    <a:blip r:embed="rId35">
+                      <a:extLst>
+                        <a:ext uri="{28A0092B-C50C-407E-A947-70E740481C1C}">
+                          <a14:useLocalDpi xmlns:a14="http://schemas.microsoft.com/office/drawing/2010/main" val="0"/>
+                        </a:ext>
+                      </a:extLst>
+                    </a:blip>
+                    <a:stretch>
+                      <a:fillRect/>
+                    </a:stretch>
+                  </pic:blipFill>
+                  <pic:spPr>
+                    <a:xfrm>
+                      <a:off x="0" y="0"/>
+                      <a:ext cx="6400800" cy="3448050"/>
+                    </a:xfrm>
+                    <a:prstGeom prst="rect">
+                      <a:avLst/>
+                    </a:prstGeom>
+                  </pic:spPr>
+                </pic:pic>
+              </a:graphicData>
+            </a:graphic>
+          </wp:inline>
+        </w:drawing>
+      </w:r>
+    </w:p>
+    <w:p>
+      <w:pPr>
+        <w:pStyle w:val="ng-star-inserted"/>
+        <w:rPr>
+          <w:rFonts w:ascii="Arial" w:hAnsi="Arial" w:cs="Arial"/>
+        </w:rPr>
+      </w:pPr>
+    </w:p>
+    <w:p>
+      <w:pPr>
+        <w:rPr>
+          <w:rFonts w:ascii="Arial" w:hAnsi="Arial" w:cs="Arial"/>
+        </w:rPr>
+      </w:pPr>
+      <w:r>
+        <w:rPr>
+          <w:rStyle w:val="Strong"/>
+          <w:rFonts w:ascii="Arial" w:hAnsi="Arial" w:cs="Arial"/>
+        </w:rPr>
+        <w:t xml:space="preserve">Convert everything to </w:t>
+      </w:r>
+      <w:proofErr w:type="spellStart"/>
+      <w:r>
+        <w:rPr>
+          <w:rStyle w:val="Strong"/>
+          <w:rFonts w:ascii="Arial" w:hAnsi="Arial" w:cs="Arial"/>
+        </w:rPr>
+        <w:t>ClusterIP:</w:t>
+      </w:r>
+      <w:r>
+        <w:rPr>
+          <w:rStyle w:val="only-show-to-message-actions"/>
+          <w:rFonts w:ascii="Arial" w:hAnsi="Arial" w:cs="Arial"/>
+        </w:rPr>
+        <w:t>values.yaml</w:t>
+      </w:r>
+      <w:proofErr w:type="spellEnd"/>
+      <w:r>
+        <w:rPr>
+          <w:rStyle w:val="only-show-to-message-actions"/>
+          <w:rFonts w:ascii="Arial" w:hAnsi="Arial" w:cs="Arial"/>
+        </w:rPr>
+        <w:t>.</w:t>
+      </w:r>
+    </w:p>
+    <w:p>
+      <w:pPr>
+        <w:pStyle w:val="ng-star-inserted"/>
+        <w:spacing w:before="0" w:beforeAutospacing="0"/>
+        <w:rPr>
+          <w:rFonts w:ascii="Arial" w:hAnsi="Arial" w:cs="Arial"/>
+        </w:rPr>
+      </w:pPr>
+    </w:p>
+    <w:p>
+      <w:pPr>
+        <w:pStyle w:val="ng-star-inserted"/>
+        <w:spacing w:before="0" w:beforeAutospacing="0"/>
+        <w:rPr>
+          <w:rFonts w:ascii="Arial" w:hAnsi="Arial" w:cs="Arial"/>
+        </w:rPr>
+      </w:pPr>
+      <w:r>
+        <w:rPr>
+          <w:rFonts w:ascii="Arial" w:hAnsi="Arial" w:cs="Arial"/>
+        </w:rPr>
+        <w:t xml:space="preserve">Since the Ingress will now handle internet traffic, frontend no longer needs its own dedicated Load Balancer. </w:t>
+      </w:r>
+      <w:r>
+        <w:rPr>
+          <w:rFonts w:ascii="Arial" w:hAnsi="Arial" w:cs="Arial"/>
+        </w:rPr>
+        <w:t xml:space="preserve">In </w:t>
+      </w:r>
+      <w:r>
+        <w:rPr>
+          <w:rFonts w:ascii="Arial" w:hAnsi="Arial" w:cs="Arial"/>
+        </w:rPr>
+        <w:t xml:space="preserve">Helm chart's </w:t>
+      </w:r>
+      <w:proofErr w:type="spellStart"/>
+      <w:r>
+        <w:rPr>
+          <w:rStyle w:val="HTMLCode"/>
+          <w:rFonts w:ascii="Arial" w:hAnsi="Arial" w:cs="Arial"/>
+        </w:rPr>
+        <w:t>values.yaml</w:t>
+      </w:r>
+      <w:proofErr w:type="spellEnd"/>
+      <w:r>
+        <w:rPr>
+          <w:rFonts w:ascii="Arial" w:hAnsi="Arial" w:cs="Arial"/>
+        </w:rPr>
+        <w:t xml:space="preserve"> </w:t>
+      </w:r>
+      <w:r>
+        <w:rPr>
+          <w:rFonts w:ascii="Arial" w:hAnsi="Arial" w:cs="Arial"/>
+        </w:rPr>
+        <w:t xml:space="preserve">set every </w:t>
+      </w:r>
+      <w:r>
+        <w:rPr>
+          <w:rFonts w:ascii="Arial" w:hAnsi="Arial" w:cs="Arial"/>
+        </w:rPr>
+        <w:t xml:space="preserve">single service (frontend and all backends) is to </w:t>
+      </w:r>
+      <w:proofErr w:type="spellStart"/>
+      <w:r>
+        <w:rPr>
+          <w:rStyle w:val="HTMLCode"/>
+          <w:rFonts w:ascii="Arial" w:hAnsi="Arial" w:cs="Arial"/>
+        </w:rPr>
+        <w:t>ClusterIP</w:t>
+      </w:r>
+      <w:proofErr w:type="spellEnd"/>
+      <w:r>
+        <w:rPr>
+          <w:rFonts w:ascii="Arial" w:hAnsi="Arial" w:cs="Arial"/>
+        </w:rPr>
+        <w:t>.</w:t>
+      </w:r>
+    </w:p>
+    <w:p>
+      <w:pPr>
+        <w:pStyle w:val="ng-star-inserted"/>
+        <w:rPr>
+          <w:rFonts w:ascii="Arial" w:hAnsi="Arial" w:cs="Arial"/>
+        </w:rPr>
+      </w:pPr>
+    </w:p>
+    <w:p/>
     <w:sectPr>
       <w:pgSz w:w="11906" w:h="16838"/>
       <w:pgMar w:top="1440" w:right="1440" w:bottom="1440" w:left="1440" w:header="708" w:footer="708" w:gutter="0"/>

--- a/ScreenShot_Documentation/Streaming-app-documentation.docx
+++ b/ScreenShot_Documentation/Streaming-app-documentation.docx
@@ -3585,6 +3585,105 @@
         </w:rPr>
         <w:t>.</w:t>
       </w:r>
+    </w:p>
+    <w:p>
+      <w:pPr>
+        <w:pStyle w:val="ng-star-inserted"/>
+        <w:spacing w:before="0" w:beforeAutospacing="0"/>
+        <w:rPr>
+          <w:rFonts w:ascii="Arial" w:hAnsi="Arial" w:cs="Arial"/>
+        </w:rPr>
+      </w:pPr>
+    </w:p>
+    <w:p>
+      <w:pPr>
+        <w:rPr>
+          <w:rFonts w:ascii="Arial" w:hAnsi="Arial" w:cs="Arial"/>
+        </w:rPr>
+      </w:pPr>
+      <w:r>
+        <w:rPr>
+          <w:rStyle w:val="Strong"/>
+          <w:rFonts w:ascii="Arial" w:hAnsi="Arial" w:cs="Arial"/>
+        </w:rPr>
+        <w:t xml:space="preserve">3.Create the Ingress </w:t>
+      </w:r>
+      <w:proofErr w:type="spellStart"/>
+      <w:r>
+        <w:rPr>
+          <w:rStyle w:val="Strong"/>
+          <w:rFonts w:ascii="Arial" w:hAnsi="Arial" w:cs="Arial"/>
+        </w:rPr>
+        <w:t>Template:</w:t>
+      </w:r>
+      <w:r>
+        <w:rPr>
+          <w:rStyle w:val="only-show-to-message-actions"/>
+          <w:rFonts w:ascii="Arial" w:hAnsi="Arial" w:cs="Arial"/>
+        </w:rPr>
+        <w:t>templates</w:t>
+      </w:r>
+      <w:proofErr w:type="spellEnd"/>
+      <w:r>
+        <w:rPr>
+          <w:rStyle w:val="only-show-to-message-actions"/>
+          <w:rFonts w:ascii="Arial" w:hAnsi="Arial" w:cs="Arial"/>
+        </w:rPr>
+        <w:t>/.</w:t>
+      </w:r>
+    </w:p>
+    <w:p>
+      <w:pPr>
+        <w:pStyle w:val="ng-star-inserted"/>
+        <w:spacing w:before="0" w:beforeAutospacing="0"/>
+        <w:rPr>
+          <w:rFonts w:ascii="Arial" w:hAnsi="Arial" w:cs="Arial"/>
+        </w:rPr>
+      </w:pPr>
+      <w:r>
+        <w:rPr>
+          <w:rFonts w:ascii="Arial" w:hAnsi="Arial" w:cs="Arial"/>
+        </w:rPr>
+        <w:lastRenderedPageBreak/>
+        <w:t xml:space="preserve">Inside  Helm chart's </w:t>
+      </w:r>
+      <w:r>
+        <w:rPr>
+          <w:rStyle w:val="HTMLCode"/>
+          <w:rFonts w:ascii="Arial" w:hAnsi="Arial" w:cs="Arial"/>
+        </w:rPr>
+        <w:t>templates/</w:t>
+      </w:r>
+      <w:r>
+        <w:rPr>
+          <w:rFonts w:ascii="Arial" w:hAnsi="Arial" w:cs="Arial"/>
+        </w:rPr>
+        <w:t xml:space="preserve"> folder, create a new file named </w:t>
+      </w:r>
+      <w:proofErr w:type="spellStart"/>
+      <w:r>
+        <w:rPr>
+          <w:rStyle w:val="HTMLCode"/>
+          <w:rFonts w:ascii="Arial" w:hAnsi="Arial" w:cs="Arial"/>
+        </w:rPr>
+        <w:t>ingress.yaml</w:t>
+      </w:r>
+      <w:proofErr w:type="spellEnd"/>
+      <w:r>
+        <w:rPr>
+          <w:rFonts w:ascii="Arial" w:hAnsi="Arial" w:cs="Arial"/>
+        </w:rPr>
+        <w:t>. This file defines the routing rules.</w:t>
+      </w:r>
+    </w:p>
+    <w:p>
+      <w:pPr>
+        <w:pStyle w:val="ng-star-inserted"/>
+        <w:spacing w:before="0" w:beforeAutospacing="0"/>
+        <w:rPr>
+          <w:rFonts w:ascii="Arial" w:hAnsi="Arial" w:cs="Arial"/>
+        </w:rPr>
+      </w:pPr>
     </w:p>
     <w:p>
       <w:pPr>
